--- a/word_reports/LP_0183_위치_222_J.F. Maurice_28° À L'ombr.docx
+++ b/word_reports/LP_0183_위치_222_J.F. Maurice_28° À L'ombr.docx
@@ -4,7 +4,7 @@
   <w:body>
     <w:p>
       <w:pPr>
-        <w:spacing w:after="280"/>
+        <w:spacing w:after="80"/>
       </w:pPr>
       <w:r>
         <w:rPr w:rFonts="맑은 고딕">
@@ -13,94 +13,47 @@
           <w:color w:val="1E3A8A"/>
           <w:sz w:val="30"/>
         </w:rPr>
-        <w:t>[222] J.F. Maurice - 28° À L'ombre (Monaco)</w:t>
+        <w:t>J.F. Maurice (J.F. 모리스) - 28° À L'ombre (Monaco)</w:t>
       </w:r>
     </w:p>
     <w:p>
       <w:pPr>
-        <w:spacing w:after="320"/>
+        <w:spacing w:after="240"/>
       </w:pPr>
       <w:r>
         <w:rPr w:rFonts="맑은 고딕">
           <w:rFonts w:ascii="맑은 고딕" w:hAnsi="맑은 고딕" w:eastAsia="맑은 고딕"/>
           <w:b/>
-          <w:sz w:val="20"/>
+          <w:color w:val="4B5563"/>
+          <w:sz w:val="22"/>
         </w:rPr>
-        <w:t>■ 위치 : 222</w:t>
-        <w:br/>
-      </w:r>
-      <w:r>
-        <w:rPr w:rFonts="맑은 고딕">
-          <w:rFonts w:ascii="맑은 고딕" w:hAnsi="맑은 고딕" w:eastAsia="맑은 고딕"/>
-          <w:b/>
-          <w:sz w:val="20"/>
-        </w:rPr>
-        <w:t>■ 아티스트 : J.F. Maurice</w:t>
-        <w:br/>
-      </w:r>
-      <w:r>
-        <w:rPr w:rFonts="맑은 고딕">
-          <w:rFonts w:ascii="맑은 고딕" w:hAnsi="맑은 고딕" w:eastAsia="맑은 고딕"/>
-          <w:b/>
-          <w:sz w:val="20"/>
-        </w:rPr>
-        <w:t>■ 앨범명 : 28° À L'ombre (Monaco)</w:t>
-        <w:br/>
-      </w:r>
-      <w:r>
-        <w:rPr w:rFonts="맑은 고딕">
-          <w:rFonts w:ascii="맑은 고딕" w:hAnsi="맑은 고딕" w:eastAsia="맑은 고딕"/>
-          <w:b w:val="0"/>
-          <w:sz w:val="20"/>
-        </w:rPr>
-        <w:t>■ 음반 레이블 : Disc'Az</w:t>
-        <w:br/>
-      </w:r>
-      <w:r>
-        <w:rPr w:rFonts="맑은 고딕">
-          <w:rFonts w:ascii="맑은 고딕" w:hAnsi="맑은 고딕" w:eastAsia="맑은 고딕"/>
-          <w:b w:val="0"/>
-          <w:sz w:val="20"/>
-        </w:rPr>
-        <w:t>■ 발매년도 : 1978</w:t>
-        <w:br/>
-      </w:r>
-      <w:r>
-        <w:rPr w:rFonts="맑은 고딕">
-          <w:rFonts w:ascii="맑은 고딕" w:hAnsi="맑은 고딕" w:eastAsia="맑은 고딕"/>
-          <w:b w:val="0"/>
-          <w:sz w:val="20"/>
-        </w:rPr>
-        <w:t>■ 장르 : 샹송 / 프랑스 팝 / 이지 리스닝</w:t>
-        <w:br/>
-      </w:r>
-      <w:r>
-        <w:rPr w:rFonts="맑은 고딕">
-          <w:rFonts w:ascii="맑은 고딕" w:hAnsi="맑은 고딕" w:eastAsia="맑은 고딕"/>
-          <w:b w:val="0"/>
-          <w:sz w:val="20"/>
-        </w:rPr>
-        <w:t>■ 주요 수록곡 : 1. 28° À L'ombre (Monaco)</w:t>
-        <w:br/>
+        <w:t>위치 :  222</w:t>
       </w:r>
     </w:p>
     <w:p>
       <w:pPr>
-        <w:spacing w:after="160"/>
+        <w:spacing w:line="324" w:lineRule="auto" w:before="80" w:after="160"/>
       </w:pPr>
       <w:r>
         <w:rPr w:rFonts="맑은 고딕">
           <w:rFonts w:ascii="맑은 고딕" w:hAnsi="맑은 고딕" w:eastAsia="맑은 고딕"/>
           <w:b/>
           <w:color w:val="1F2937"/>
-          <w:sz w:val="24"/>
+          <w:sz w:val="22"/>
         </w:rPr>
-        <w:t>■ 음반 해설 및 감상 가이드</w:t>
+        <w:t xml:space="preserve">[음반 소개] </w:t>
+      </w:r>
+      <w:r>
+        <w:rPr w:rFonts="맑은 고딕">
+          <w:rFonts w:ascii="맑은 고딕" w:hAnsi="맑은 고딕" w:eastAsia="맑은 고딕"/>
+          <w:b w:val="0"/>
+          <w:sz w:val="21"/>
+        </w:rPr>
       </w:r>
     </w:p>
     <w:p>
       <w:pPr>
-        <w:spacing w:line="312" w:lineRule="auto" w:after="120"/>
+        <w:spacing w:line="324" w:lineRule="auto" w:after="120"/>
       </w:pPr>
       <w:r>
         <w:rPr w:rFonts="맑은 고딕">
@@ -108,38 +61,516 @@
           <w:b w:val="0"/>
           <w:sz w:val="21"/>
         </w:rPr>
-        <w:t>1978년에 발표된 프랑스의 프로듀서이자 싱어 장프랑수아 모리스(Jean-François Maurice)의 대표 명작 《28° À L'ombre (Monaco)》는 지중해의 눈부신 햇살과 푸른 바다, 그리고 낭만적인 향수를 미학적으로 담아낸 클래식 팝 샹송 음반입니다. 발매 당시 유럽 전역은 물론 한국에서도 DJ들의 사랑을 받으며 라디오 프로그램과 음악 감상실을 수놓았던 이 앨범은, '모나코'라는 지명을 들었을 때 누구나 가장 먼저 떠올리게 되는 시대를 초월한 음악적 대명사로 자리매김했습니다.</w:t>
+        <w:t>지중해의 눈부신 햇살과 푸른 바다가 교차하는 모나코의 해변, 그 나른하고도 관능적인 여름날의 공기를 한 편의 시처럼 포착해 낸 프렌치 팝의 영원한 명반입니다. 읊조리듯 낮게 깔리는 J.F. 모리스의 매혹적인 저음 내레이션과 감미로운 여성 코러스의 절묘한 하모니는 듣는 이를 순식간에 아련한 낭만의 시공간으로 초대합니다. 1970년대 후반 유럽을 넘어 한국의 심야 라디오 전파를 타고 수많은 청춘들의 가슴을 적셨던 이 음반은, 시대를 초월해 아날로그적 서정의 정점을 선사하는 소중한 음악적 유산입니다.</w:t>
       </w:r>
     </w:p>
     <w:p>
       <w:pPr>
-        <w:spacing w:line="312" w:lineRule="auto" w:after="120"/>
+        <w:spacing w:line="324" w:lineRule="auto" w:before="200" w:after="80"/>
       </w:pPr>
+      <w:r>
+        <w:rPr w:rFonts="맑은 고딕">
+          <w:rFonts w:ascii="맑은 고딕" w:hAnsi="맑은 고딕" w:eastAsia="맑은 고딕"/>
+          <w:b/>
+          <w:color w:val="1E3A8A"/>
+          <w:sz w:val="24"/>
+        </w:rPr>
+        <w:t>1. 음반 데이터</w:t>
+      </w:r>
+    </w:p>
+    <w:p>
+      <w:pPr>
+        <w:spacing w:line="324" w:lineRule="auto" w:after="80"/>
+      </w:pPr>
+      <w:r>
+        <w:rPr w:rFonts="맑은 고딕">
+          <w:rFonts w:ascii="맑은 고딕" w:hAnsi="맑은 고딕" w:eastAsia="맑은 고딕"/>
+          <w:b w:val="0"/>
+          <w:color w:val="6B7280"/>
+          <w:sz w:val="21"/>
+        </w:rPr>
+        <w:t xml:space="preserve">· </w:t>
+      </w:r>
+      <w:r>
+        <w:rPr w:rFonts="맑은 고딕">
+          <w:rFonts w:ascii="맑은 고딕" w:hAnsi="맑은 고딕" w:eastAsia="맑은 고딕"/>
+          <w:b/>
+          <w:color w:val="1F2937"/>
+          <w:sz w:val="21"/>
+        </w:rPr>
+        <w:t xml:space="preserve">앨범명: </w:t>
+      </w:r>
       <w:r>
         <w:rPr w:rFonts="맑은 고딕">
           <w:rFonts w:ascii="맑은 고딕" w:hAnsi="맑은 고딕" w:eastAsia="맑은 고딕"/>
           <w:b w:val="0"/>
           <w:sz w:val="21"/>
         </w:rPr>
-        <w:t>이 음반의 가장 독보적인 음악적 매력은 감미로우면서도 아늑한 나레이션과 캐치한 멜로디라인의 대비에 있습니다. 타이틀곡 '28° À L'ombre'를 비롯한 수록곡 전반에서 장프랑수아 모리스 특유의 나지막하고 지적인 읊조림(Spoken Word) 보컬이 유연하게 흐르고, 그 위로 여성 코러스의 달콤하고 센슈얼한 멜로디가 얹어집니다. '섭씨 28도, 모나코의 그늘 아래'라는 시적인 가제처럼, 들려오는 소리만으로도 남프랑스 리비에라 해변의 아지랑이와 시원한 바닷바람을 피부로 느끼게 하는 완벽한 공간감을 연출합니다.</w:t>
+        <w:t>28° À L'ombre (Monaco)</w:t>
       </w:r>
     </w:p>
     <w:p>
       <w:pPr>
-        <w:spacing w:line="312" w:lineRule="auto" w:after="120"/>
+        <w:spacing w:line="324" w:lineRule="auto" w:after="80"/>
       </w:pPr>
+      <w:r>
+        <w:rPr w:rFonts="맑은 고딕">
+          <w:rFonts w:ascii="맑은 고딕" w:hAnsi="맑은 고딕" w:eastAsia="맑은 고딕"/>
+          <w:b w:val="0"/>
+          <w:color w:val="6B7280"/>
+          <w:sz w:val="21"/>
+        </w:rPr>
+        <w:t xml:space="preserve">· </w:t>
+      </w:r>
+      <w:r>
+        <w:rPr w:rFonts="맑은 고딕">
+          <w:rFonts w:ascii="맑은 고딕" w:hAnsi="맑은 고딕" w:eastAsia="맑은 고딕"/>
+          <w:b/>
+          <w:color w:val="1F2937"/>
+          <w:sz w:val="21"/>
+        </w:rPr>
+        <w:t xml:space="preserve">아티스트: </w:t>
+      </w:r>
       <w:r>
         <w:rPr w:rFonts="맑은 고딕">
           <w:rFonts w:ascii="맑은 고딕" w:hAnsi="맑은 고딕" w:eastAsia="맑은 고딕"/>
           <w:b w:val="0"/>
           <w:sz w:val="21"/>
         </w:rPr>
-        <w:t>음악적으로는 1970년대 후반의 낭만적인 프렌치 팝 스타일에 세련된 스트링 오케스트레이션과 따뜻한 아날로그 신디사이저 편곡을 더하여 이지 리스닝의 정수를 보여줍니다. 특히 바이닐(LP) 포맷으로 감상할 때, 특유의 따뜻하고 묵직한 턴테이블의 질감 속에서 베이스 라인의 울림과 나레이션의 숨소리가 한층 더 입체적이고 매력적으로 다가옵니다. 지친 일상에서 벗어나 감성적인 휴식과 고풍스러운 낭만을 향유하고자 하는 음악 애호가들에게 영원한 수작으로 남아있는 명반입니다.</w:t>
+        <w:t>J.F. Maurice (J.F. 모리스)</w:t>
+      </w:r>
+    </w:p>
+    <w:p>
+      <w:pPr>
+        <w:spacing w:line="324" w:lineRule="auto" w:after="80"/>
+      </w:pPr>
+      <w:r>
+        <w:rPr w:rFonts="맑은 고딕">
+          <w:rFonts w:ascii="맑은 고딕" w:hAnsi="맑은 고딕" w:eastAsia="맑은 고딕"/>
+          <w:b w:val="0"/>
+          <w:color w:val="6B7280"/>
+          <w:sz w:val="21"/>
+        </w:rPr>
+        <w:t xml:space="preserve">· </w:t>
+      </w:r>
+      <w:r>
+        <w:rPr w:rFonts="맑은 고딕">
+          <w:rFonts w:ascii="맑은 고딕" w:hAnsi="맑은 고딕" w:eastAsia="맑은 고딕"/>
+          <w:b/>
+          <w:color w:val="1F2937"/>
+          <w:sz w:val="21"/>
+        </w:rPr>
+        <w:t xml:space="preserve">발매 정보: </w:t>
+      </w:r>
+      <w:r>
+        <w:rPr w:rFonts="맑은 고딕">
+          <w:rFonts w:ascii="맑은 고딕" w:hAnsi="맑은 고딕" w:eastAsia="맑은 고딕"/>
+          <w:b w:val="0"/>
+          <w:sz w:val="21"/>
+        </w:rPr>
+        <w:t>1978년 프랑스 유명 레이블을 통해 발매되었으며, 프로듀서이자 작사가로 활약하던 장 프랑수아 모리스가 지중해의 서정미를 극대화하여 독자적인 프렌치 팝 사운드로 완성해 낸 정규 명반입니다.</w:t>
+      </w:r>
+    </w:p>
+    <w:p>
+      <w:pPr>
+        <w:spacing w:line="324" w:lineRule="auto" w:after="80"/>
+      </w:pPr>
+      <w:r>
+        <w:rPr w:rFonts="맑은 고딕">
+          <w:rFonts w:ascii="맑은 고딕" w:hAnsi="맑은 고딕" w:eastAsia="맑은 고딕"/>
+          <w:b w:val="0"/>
+          <w:color w:val="6B7280"/>
+          <w:sz w:val="21"/>
+        </w:rPr>
+        <w:t xml:space="preserve">· </w:t>
+      </w:r>
+      <w:r>
+        <w:rPr w:rFonts="맑은 고딕">
+          <w:rFonts w:ascii="맑은 고딕" w:hAnsi="맑은 고딕" w:eastAsia="맑은 고딕"/>
+          <w:b/>
+          <w:color w:val="1F2937"/>
+          <w:sz w:val="21"/>
+        </w:rPr>
+        <w:t xml:space="preserve">LP 인기도(판매량): </w:t>
+      </w:r>
+      <w:r>
+        <w:rPr w:rFonts="맑은 고딕">
+          <w:rFonts w:ascii="맑은 고딕" w:hAnsi="맑은 고딕" w:eastAsia="맑은 고딕"/>
+          <w:b w:val="0"/>
+          <w:sz w:val="21"/>
+        </w:rPr>
+        <w:t>발매 직후 프랑스와 이탈리아 등 유럽 전역에서 밀리언셀러를 기록하며 차트 상위권을 휩쓸었으며, 국내에서도 라이선스 및 오리지널 수입반이 음악 애호가들 사이에서 필청 음반으로 꼽히며 스테디셀러로 큰 사랑을 받았습니다.</w:t>
+      </w:r>
+    </w:p>
+    <w:p>
+      <w:pPr>
+        <w:spacing w:line="324" w:lineRule="auto" w:after="80"/>
+      </w:pPr>
+      <w:r>
+        <w:rPr w:rFonts="맑은 고딕">
+          <w:rFonts w:ascii="맑은 고딕" w:hAnsi="맑은 고딕" w:eastAsia="맑은 고딕"/>
+          <w:b w:val="0"/>
+          <w:color w:val="6B7280"/>
+          <w:sz w:val="21"/>
+        </w:rPr>
+        <w:t xml:space="preserve">· </w:t>
+      </w:r>
+      <w:r>
+        <w:rPr w:rFonts="맑은 고딕">
+          <w:rFonts w:ascii="맑은 고딕" w:hAnsi="맑은 고딕" w:eastAsia="맑은 고딕"/>
+          <w:b/>
+          <w:color w:val="1F2937"/>
+          <w:sz w:val="21"/>
+        </w:rPr>
+        <w:t xml:space="preserve">각종 수상경력: </w:t>
+      </w:r>
+      <w:r>
+        <w:rPr w:rFonts="맑은 고딕">
+          <w:rFonts w:ascii="맑은 고딕" w:hAnsi="맑은 고딕" w:eastAsia="맑은 고딕"/>
+          <w:b w:val="0"/>
+          <w:sz w:val="21"/>
+        </w:rPr>
+        <w:t>유럽 주요 음반 차트 최상위권 진입과 골드 레코드 획득은 물론, 프랑스 대중음악계에서 여름 시즌을 상징하는 가장 클래식하고 우아한 프렌치 팝 넘버로 공인받으며 음악적 가치를 인정받았습니다.</w:t>
+      </w:r>
+    </w:p>
+    <w:p>
+      <w:pPr>
+        <w:spacing w:line="324" w:lineRule="auto" w:before="200" w:after="80"/>
+      </w:pPr>
+      <w:r>
+        <w:rPr w:rFonts="맑은 고딕">
+          <w:rFonts w:ascii="맑은 고딕" w:hAnsi="맑은 고딕" w:eastAsia="맑은 고딕"/>
+          <w:b/>
+          <w:color w:val="1E3A8A"/>
+          <w:sz w:val="24"/>
+        </w:rPr>
+        <w:t>2. 아티스트 정보</w:t>
+      </w:r>
+    </w:p>
+    <w:p>
+      <w:pPr>
+        <w:spacing w:line="324" w:lineRule="auto" w:after="80"/>
+      </w:pPr>
+      <w:r>
+        <w:rPr w:rFonts="맑은 고딕">
+          <w:rFonts w:ascii="맑은 고딕" w:hAnsi="맑은 고딕" w:eastAsia="맑은 고딕"/>
+          <w:b w:val="0"/>
+          <w:color w:val="6B7280"/>
+          <w:sz w:val="21"/>
+        </w:rPr>
+        <w:t xml:space="preserve">· </w:t>
+      </w:r>
+      <w:r>
+        <w:rPr w:rFonts="맑은 고딕">
+          <w:rFonts w:ascii="맑은 고딕" w:hAnsi="맑은 고딕" w:eastAsia="맑은 고딕"/>
+          <w:b/>
+          <w:color w:val="1F2937"/>
+          <w:sz w:val="21"/>
+        </w:rPr>
+        <w:t xml:space="preserve">국적: </w:t>
+      </w:r>
+      <w:r>
+        <w:rPr w:rFonts="맑은 고딕">
+          <w:rFonts w:ascii="맑은 고딕" w:hAnsi="맑은 고딕" w:eastAsia="맑은 고딕"/>
+          <w:b w:val="0"/>
+          <w:sz w:val="21"/>
+        </w:rPr>
+        <w:t>프랑스</w:t>
+      </w:r>
+    </w:p>
+    <w:p>
+      <w:pPr>
+        <w:spacing w:line="324" w:lineRule="auto" w:after="80"/>
+      </w:pPr>
+      <w:r>
+        <w:rPr w:rFonts="맑은 고딕">
+          <w:rFonts w:ascii="맑은 고딕" w:hAnsi="맑은 고딕" w:eastAsia="맑은 고딕"/>
+          <w:b w:val="0"/>
+          <w:color w:val="6B7280"/>
+          <w:sz w:val="21"/>
+        </w:rPr>
+        <w:t xml:space="preserve">· </w:t>
+      </w:r>
+      <w:r>
+        <w:rPr w:rFonts="맑은 고딕">
+          <w:rFonts w:ascii="맑은 고딕" w:hAnsi="맑은 고딕" w:eastAsia="맑은 고딕"/>
+          <w:b/>
+          <w:color w:val="1F2937"/>
+          <w:sz w:val="21"/>
+        </w:rPr>
+        <w:t xml:space="preserve">생몰년도: </w:t>
+      </w:r>
+      <w:r>
+        <w:rPr w:rFonts="맑은 고딕">
+          <w:rFonts w:ascii="맑은 고딕" w:hAnsi="맑은 고딕" w:eastAsia="맑은 고딕"/>
+          <w:b w:val="0"/>
+          <w:sz w:val="21"/>
+        </w:rPr>
+        <w:t>1947년 ~ 1996년</w:t>
+      </w:r>
+    </w:p>
+    <w:p>
+      <w:pPr>
+        <w:spacing w:line="324" w:lineRule="auto" w:after="80"/>
+      </w:pPr>
+      <w:r>
+        <w:rPr w:rFonts="맑은 고딕">
+          <w:rFonts w:ascii="맑은 고딕" w:hAnsi="맑은 고딕" w:eastAsia="맑은 고딕"/>
+          <w:b w:val="0"/>
+          <w:color w:val="6B7280"/>
+          <w:sz w:val="21"/>
+        </w:rPr>
+        <w:t xml:space="preserve">· </w:t>
+      </w:r>
+      <w:r>
+        <w:rPr w:rFonts="맑은 고딕">
+          <w:rFonts w:ascii="맑은 고딕" w:hAnsi="맑은 고딕" w:eastAsia="맑은 고딕"/>
+          <w:b/>
+          <w:color w:val="1F2937"/>
+          <w:sz w:val="21"/>
+        </w:rPr>
+        <w:t xml:space="preserve">그룹 소속: </w:t>
+      </w:r>
+      <w:r>
+        <w:rPr w:rFonts="맑은 고딕">
+          <w:rFonts w:ascii="맑은 고딕" w:hAnsi="맑은 고딕" w:eastAsia="맑은 고딕"/>
+          <w:b w:val="0"/>
+          <w:sz w:val="21"/>
+        </w:rPr>
+        <w:t>솔로</w:t>
+      </w:r>
+    </w:p>
+    <w:p>
+      <w:pPr>
+        <w:spacing w:line="324" w:lineRule="auto" w:after="80"/>
+      </w:pPr>
+      <w:r>
+        <w:rPr w:rFonts="맑은 고딕">
+          <w:rFonts w:ascii="맑은 고딕" w:hAnsi="맑은 고딕" w:eastAsia="맑은 고딕"/>
+          <w:b w:val="0"/>
+          <w:color w:val="6B7280"/>
+          <w:sz w:val="21"/>
+        </w:rPr>
+        <w:t xml:space="preserve">· </w:t>
+      </w:r>
+      <w:r>
+        <w:rPr w:rFonts="맑은 고딕">
+          <w:rFonts w:ascii="맑은 고딕" w:hAnsi="맑은 고딕" w:eastAsia="맑은 고딕"/>
+          <w:b/>
+          <w:color w:val="1F2937"/>
+          <w:sz w:val="21"/>
+        </w:rPr>
+        <w:t xml:space="preserve">아티스트 소개: </w:t>
+      </w:r>
+      <w:r>
+        <w:rPr w:rFonts="맑은 고딕">
+          <w:rFonts w:ascii="맑은 고딕" w:hAnsi="맑은 고딕" w:eastAsia="맑은 고딕"/>
+          <w:b w:val="0"/>
+          <w:sz w:val="21"/>
+        </w:rPr>
+        <w:t>본명이 장 알베르티니(Jean Albertini)인 그는 뛰어난 음반 제작자이자 작사가로서 유수의 명곡들을 탄생시킨 프랑스 대중음악의 숨은 거장입니다. 특유의 깊고 중후한 바리톤 음색과 독창적인 내레이션 창법을 통해 프렌치 팝의 낭만주의를 한 단계 격상시켰으며, 대중음악사에 잊을 수 없는 서정적 발자취를 남겼습니다.</w:t>
+      </w:r>
+    </w:p>
+    <w:p>
+      <w:pPr>
+        <w:spacing w:line="324" w:lineRule="auto" w:before="200" w:after="80"/>
+      </w:pPr>
+      <w:r>
+        <w:rPr w:rFonts="맑은 고딕">
+          <w:rFonts w:ascii="맑은 고딕" w:hAnsi="맑은 고딕" w:eastAsia="맑은 고딕"/>
+          <w:b/>
+          <w:color w:val="1E3A8A"/>
+          <w:sz w:val="24"/>
+        </w:rPr>
+        <w:t>3. 음반 상세 분석</w:t>
+      </w:r>
+    </w:p>
+    <w:p>
+      <w:pPr>
+        <w:spacing w:line="324" w:lineRule="auto" w:after="80"/>
+      </w:pPr>
+      <w:r>
+        <w:rPr w:rFonts="맑은 고딕">
+          <w:rFonts w:ascii="맑은 고딕" w:hAnsi="맑은 고딕" w:eastAsia="맑은 고딕"/>
+          <w:b w:val="0"/>
+          <w:color w:val="6B7280"/>
+          <w:sz w:val="21"/>
+        </w:rPr>
+        <w:t xml:space="preserve">· </w:t>
+      </w:r>
+      <w:r>
+        <w:rPr w:rFonts="맑은 고딕">
+          <w:rFonts w:ascii="맑은 고딕" w:hAnsi="맑은 고딕" w:eastAsia="맑은 고딕"/>
+          <w:b/>
+          <w:color w:val="1F2937"/>
+          <w:sz w:val="21"/>
+        </w:rPr>
+        <w:t xml:space="preserve">역사적 위치: </w:t>
+      </w:r>
+      <w:r>
+        <w:rPr w:rFonts="맑은 고딕">
+          <w:rFonts w:ascii="맑은 고딕" w:hAnsi="맑은 고딕" w:eastAsia="맑은 고딕"/>
+          <w:b w:val="0"/>
+          <w:sz w:val="21"/>
+        </w:rPr>
+        <w:t>유려한 오케스트레이션과 감각적인 멜로디, 그리고 속삭이듯 전개되는 프렌치 내레이션 팝의 모범을 제시한 음반입니다. 샹송의 시적 전통과 70년대 후반의 세련된 팝 편곡이 완벽한 조화를 이루어, 당대 유러피언 팝이 도달할 수 있었던 가장 우아한 감성의 미학을 확립했다는 평가를 받습니다.</w:t>
+      </w:r>
+    </w:p>
+    <w:p>
+      <w:pPr>
+        <w:spacing w:line="324" w:lineRule="auto" w:after="80"/>
+      </w:pPr>
+      <w:r>
+        <w:rPr w:rFonts="맑은 고딕">
+          <w:rFonts w:ascii="맑은 고딕" w:hAnsi="맑은 고딕" w:eastAsia="맑은 고딕"/>
+          <w:b w:val="0"/>
+          <w:color w:val="6B7280"/>
+          <w:sz w:val="21"/>
+        </w:rPr>
+        <w:t xml:space="preserve">· </w:t>
+      </w:r>
+      <w:r>
+        <w:rPr w:rFonts="맑은 고딕">
+          <w:rFonts w:ascii="맑은 고딕" w:hAnsi="맑은 고딕" w:eastAsia="맑은 고딕"/>
+          <w:b/>
+          <w:color w:val="1F2937"/>
+          <w:sz w:val="21"/>
+        </w:rPr>
+        <w:t xml:space="preserve">시대의 흔적(스토리텔링): </w:t>
+      </w:r>
+      <w:r>
+        <w:rPr w:rFonts="맑은 고딕">
+          <w:rFonts w:ascii="맑은 고딕" w:hAnsi="맑은 고딕" w:eastAsia="맑은 고딕"/>
+          <w:b w:val="0"/>
+          <w:sz w:val="21"/>
+        </w:rPr>
+        <w:t>1970년대 말, 물질적 번영 속에서 낭만과 자유를 갈망하던 청춘들의 정서를 고스란히 담고 있습니다. '그늘 아래 28도'라는 나른한 여름날의 온도와 모나코 해변의 풍경은 고단한 일상을 살아가던 국내 음악 팬들에게도 이국적 휴식과 가슴 벅찬 설렘을 안겨주었던 시대의 로망이었습니다.</w:t>
+      </w:r>
+    </w:p>
+    <w:p>
+      <w:pPr>
+        <w:spacing w:line="324" w:lineRule="auto" w:before="200" w:after="80"/>
+      </w:pPr>
+      <w:r>
+        <w:rPr w:rFonts="맑은 고딕">
+          <w:rFonts w:ascii="맑은 고딕" w:hAnsi="맑은 고딕" w:eastAsia="맑은 고딕"/>
+          <w:b/>
+          <w:color w:val="1E3A8A"/>
+          <w:sz w:val="24"/>
+        </w:rPr>
+        <w:t>4. 주요 수록곡 및 감상 제언</w:t>
+      </w:r>
+    </w:p>
+    <w:p>
+      <w:pPr>
+        <w:spacing w:line="324" w:lineRule="auto" w:after="80"/>
+      </w:pPr>
+      <w:r>
+        <w:rPr w:rFonts="맑은 고딕">
+          <w:rFonts w:ascii="맑은 고딕" w:hAnsi="맑은 고딕" w:eastAsia="맑은 고딕"/>
+          <w:b w:val="0"/>
+          <w:color w:val="6B7280"/>
+          <w:sz w:val="21"/>
+        </w:rPr>
+        <w:t xml:space="preserve">· </w:t>
+      </w:r>
+      <w:r>
+        <w:rPr w:rFonts="맑은 고딕">
+          <w:rFonts w:ascii="맑은 고딕" w:hAnsi="맑은 고딕" w:eastAsia="맑은 고딕"/>
+          <w:b/>
+          <w:color w:val="1F2937"/>
+          <w:sz w:val="21"/>
+        </w:rPr>
+        <w:t xml:space="preserve">주요 수록곡 특징: </w:t>
+      </w:r>
+      <w:r>
+        <w:rPr w:rFonts="맑은 고딕">
+          <w:rFonts w:ascii="맑은 고딕" w:hAnsi="맑은 고딕" w:eastAsia="맑은 고딕"/>
+          <w:b w:val="0"/>
+          <w:sz w:val="21"/>
+        </w:rPr>
+        <w:t>불후의 타이틀곡 '28° À L'ombre (Monaco)'는 파도 소리 효과음과 함께 시작되어 쓸쓸하면서도 낭만적인 멜로디가 애절한 여운을 남깁니다. 아울러 수록된 곡들 전반에 걸쳐 감미로운 스트링 선율과 모리스의 독보적인 저음 보이스가 빚어내는 드라마틱한 정취가 앨범 전체의 완성도를 견고하게 지탱합니다.</w:t>
+      </w:r>
+    </w:p>
+    <w:p>
+      <w:pPr>
+        <w:spacing w:line="324" w:lineRule="auto" w:after="80"/>
+      </w:pPr>
+      <w:r>
+        <w:rPr w:rFonts="맑은 고딕">
+          <w:rFonts w:ascii="맑은 고딕" w:hAnsi="맑은 고딕" w:eastAsia="맑은 고딕"/>
+          <w:b w:val="0"/>
+          <w:color w:val="6B7280"/>
+          <w:sz w:val="21"/>
+        </w:rPr>
+        <w:t xml:space="preserve">· </w:t>
+      </w:r>
+      <w:r>
+        <w:rPr w:rFonts="맑은 고딕">
+          <w:rFonts w:ascii="맑은 고딕" w:hAnsi="맑은 고딕" w:eastAsia="맑은 고딕"/>
+          <w:b/>
+          <w:color w:val="1F2937"/>
+          <w:sz w:val="21"/>
+        </w:rPr>
+        <w:t xml:space="preserve">빈티지 감상 제언: </w:t>
+      </w:r>
+      <w:r>
+        <w:rPr w:rFonts="맑은 고딕">
+          <w:rFonts w:ascii="맑은 고딕" w:hAnsi="맑은 고딕" w:eastAsia="맑은 고딕"/>
+          <w:b w:val="0"/>
+          <w:sz w:val="21"/>
+        </w:rPr>
+        <w:t>턴테이블의 바늘이 소리골을 스치며 전하는 미세한 숨소리와 베이스 라인의 울림은 진공관 앰프를 거칠 때 비로소 완성됩니다. 포근한 중저역의 질감과 아날로그 특유의 따스한 공간감이 모리스의 속삭임을 바로 곁에서 들려오는 듯한 깊은 현장감으로 승화시켜 줍니다.</w:t>
+      </w:r>
+    </w:p>
+    <w:p>
+      <w:pPr>
+        <w:spacing w:line="324" w:lineRule="auto" w:after="80"/>
+      </w:pPr>
+      <w:r>
+        <w:rPr w:rFonts="맑은 고딕">
+          <w:rFonts w:ascii="맑은 고딕" w:hAnsi="맑은 고딕" w:eastAsia="맑은 고딕"/>
+          <w:b w:val="0"/>
+          <w:color w:val="6B7280"/>
+          <w:sz w:val="21"/>
+        </w:rPr>
+        <w:t xml:space="preserve">· </w:t>
+      </w:r>
+      <w:r>
+        <w:rPr w:rFonts="맑은 고딕">
+          <w:rFonts w:ascii="맑은 고딕" w:hAnsi="맑은 고딕" w:eastAsia="맑은 고딕"/>
+          <w:b/>
+          <w:color w:val="1F2937"/>
+          <w:sz w:val="21"/>
+        </w:rPr>
+        <w:t xml:space="preserve">소장 가치: </w:t>
+      </w:r>
+      <w:r>
+        <w:rPr w:rFonts="맑은 고딕">
+          <w:rFonts w:ascii="맑은 고딕" w:hAnsi="맑은 고딕" w:eastAsia="맑은 고딕"/>
+          <w:b w:val="0"/>
+          <w:sz w:val="21"/>
+        </w:rPr>
+        <w:t>디지털 음원으로는 결코 대체할 수 없는 특유의 아날로그적 온기와 노스탤지어가 담겨 있는 음반입니다. 유럽 팝의 황금기를 상징하는 상징적인 명반으로서 클래식 및 팝 컬렉터 모두의 서랍 속에 반드시 자리해야 할 독보적인 소장 가치를 지닙니다.</w:t>
+      </w:r>
+    </w:p>
+    <w:p>
+      <w:pPr>
+        <w:spacing w:line="324" w:lineRule="auto" w:after="120" w:before="160"/>
+      </w:pPr>
+      <w:r>
+        <w:rPr w:rFonts="맑은 고딕">
+          <w:rFonts w:ascii="맑은 고딕" w:hAnsi="맑은 고딕" w:eastAsia="맑은 고딕"/>
+          <w:b/>
+          <w:color w:val="4338CA"/>
+          <w:sz w:val="21"/>
+        </w:rPr>
+        <w:t>이 음반을 통해 지중해의 나른한 바람과 아련한 추억이 전해주는 감동을 다시 한번 경험해 보시는 것은 어떨까요?</w:t>
       </w:r>
     </w:p>
     <w:sectPr>
       <w:pgSz w:w="12240" w:h="15840"/>
-      <w:pgMar w:top="1440" w:right="1440" w:bottom="1440" w:left="1440" w:header="720" w:footer="720" w:gutter="0"/>
+      <w:pgMar w:top="1152" w:right="1296" w:bottom="1152" w:left="1296" w:header="720" w:footer="720" w:gutter="0"/>
       <w:cols w:space="720"/>
       <w:docGrid w:linePitch="360"/>
     </w:sectPr>

--- a/word_reports/LP_0183_위치_222_J.F. Maurice_28° À L'ombr.docx
+++ b/word_reports/LP_0183_위치_222_J.F. Maurice_28° À L'ombr.docx
@@ -32,7 +32,7 @@
     </w:p>
     <w:p>
       <w:pPr>
-        <w:spacing w:line="324" w:lineRule="auto" w:before="80" w:after="160"/>
+        <w:spacing w:line="324" w:lineRule="auto" w:before="80" w:after="120"/>
       </w:pPr>
       <w:r>
         <w:rPr w:rFonts="맑은 고딕">
@@ -42,13 +42,6 @@
           <w:sz w:val="22"/>
         </w:rPr>
         <w:t xml:space="preserve">[음반 소개] </w:t>
-      </w:r>
-      <w:r>
-        <w:rPr w:rFonts="맑은 고딕">
-          <w:rFonts w:ascii="맑은 고딕" w:hAnsi="맑은 고딕" w:eastAsia="맑은 고딕"/>
-          <w:b w:val="0"/>
-          <w:sz w:val="21"/>
-        </w:rPr>
       </w:r>
     </w:p>
     <w:p>
@@ -61,7 +54,33 @@
           <w:b w:val="0"/>
           <w:sz w:val="21"/>
         </w:rPr>
-        <w:t>지중해의 눈부신 햇살과 푸른 바다가 교차하는 모나코의 해변, 그 나른하고도 관능적인 여름날의 공기를 한 편의 시처럼 포착해 낸 프렌치 팝의 영원한 명반입니다. 읊조리듯 낮게 깔리는 J.F. 모리스의 매혹적인 저음 내레이션과 감미로운 여성 코러스의 절묘한 하모니는 듣는 이를 순식간에 아련한 낭만의 시공간으로 초대합니다. 1970년대 후반 유럽을 넘어 한국의 심야 라디오 전파를 타고 수많은 청춘들의 가슴을 적셨던 이 음반은, 시대를 초월해 아날로그적 서정의 정점을 선사하는 소중한 음악적 유산입니다.</w:t>
+        <w:t>지중해의 따사로운 햇살이 은빛 파도 위에 부서지고, 그늘 속에서도 숨 막히게 맴도는 섭씨 28도의 나른한 열기. J.F. 모리스(J.F. Maurice)의 불멸의 명반 《28° À L'ombre》는 플레이어의 바늘이 얹어지는 순간, 청자를 단숨에 1970년대 말 남프랑스 코트다쥐르와 모나코의 눈부신 해변으로 데려갑니다. 프랑스의 전설적인 음악 프로듀서 장 알베르티니(Jean Albertini)가 자신의 본명을 감추고 'J.F. 모리스'라는 이름으로 직접 마이크를 잡은 이 음반은, 발표 직후 유럽을 넘어 전 세계 음악 애호가들의 가슴속에 가장 매혹적인 프렌치 팝의 전형으로 아로새겨졌습니다. 파도 소리와 갈매기 울음, 그리고 읊조리듯 낮게 깔리는 남성의 관능적인 바리톤 보이스는 단순한 가요의 영역을 넘어선 한 편의 시이자 청각적 시네마였습니다.</w:t>
+      </w:r>
+    </w:p>
+    <w:p>
+      <w:pPr>
+        <w:spacing w:line="324" w:lineRule="auto" w:after="120"/>
+      </w:pPr>
+      <w:r>
+        <w:rPr w:rFonts="맑은 고딕">
+          <w:rFonts w:ascii="맑은 고딕" w:hAnsi="맑은 고딕" w:eastAsia="맑은 고딕"/>
+          <w:b w:val="0"/>
+          <w:sz w:val="21"/>
+        </w:rPr>
+        <w:t>이 앨범이 대중음악사에 남긴 족적은 지극히 독보적입니다. 세르주 갱스부르나 샤를 아즈나부르 등이 일구어 놓은 정통 프렌치 샹송의 지적인 독백(Monologue) 양식을 당대의 세련된 유러피언 팝 멜로디 및 이지리스닝 사운드와 절묘하게 교배해 냈기 때문입니다. 특히 여성 백보컬과의 유려한 대비를 이루는 속삭임은 프랑스어 특유의 비음과 리듬감을 극대화하며, 언어의 장벽을 뛰어넘어 듣는 이의 감각을 단숨에 사로잡습니다. 아티스트가 이 음반을 통해 전하고자 했던 철학은 청춘의 찬란함 뒤에 필연적으로 찾아오는 덧없음, 그리고 계절의 끝자락에서 피어나는 아련한 회한(Évocations)이었습니다. 작열하는 태양과 대비되는 그늘(L'ombre)의 서늘한 정서는 사랑의 뜨거움과 이별의 공허를 동시에 품어내는 문학적 메타포로 작용합니다.</w:t>
+      </w:r>
+    </w:p>
+    <w:p>
+      <w:pPr>
+        <w:spacing w:line="324" w:lineRule="auto" w:after="120"/>
+      </w:pPr>
+      <w:r>
+        <w:rPr w:rFonts="맑은 고딕">
+          <w:rFonts w:ascii="맑은 고딕" w:hAnsi="맑은 고딕" w:eastAsia="맑은 고딕"/>
+          <w:b w:val="0"/>
+          <w:sz w:val="21"/>
+        </w:rPr>
+        <w:t>반세기에 가까운 세월이 흐른 오늘날에도 이 음반이 전해주는 서정적 울림은 조금도 바래지 않았습니다. 특히 심야 라디오 시그널과 감성적인 카페의 배경음악으로 국내 애호가들에게도 깊은 각인을 남겼던 이 작품은, 빠르게 소비되는 디지털 음원 시대에 결코 모방할 수 없는 아날로그적 여백과 낭만을 품고 있습니다. 턴테이블 위에서 조용히 회전하는 그루브 속에서 흘러나오는 모리스의 나지막한 음성은, 바쁜 일상에 지친 현대인들에게 시공간을 초월한 지중해의 황홀한 안식처를 선사하며 여전히 푸른빛의 깊은 노스탤지어를 환기해 줍니다.</w:t>
       </w:r>
     </w:p>
     <w:p>
@@ -168,7 +187,7 @@
           <w:b w:val="0"/>
           <w:sz w:val="21"/>
         </w:rPr>
-        <w:t>1978년 프랑스 유명 레이블을 통해 발매되었으며, 프로듀서이자 작사가로 활약하던 장 프랑수아 모리스가 지중해의 서정미를 극대화하여 독자적인 프렌치 팝 사운드로 완성해 낸 정규 명반입니다.</w:t>
+        <w:t>1978년 프랑스 Disques Dreyfus 및 유수 유럽 레이블을 통해 발매되었으며, 1970년대 후반 유러피언 팝 씬의 낭만주의와 이지리스닝의 정수를 완벽하게 포착해 낸 역사적 명반입니다.</w:t>
       </w:r>
     </w:p>
     <w:p>
@@ -199,7 +218,7 @@
           <w:b w:val="0"/>
           <w:sz w:val="21"/>
         </w:rPr>
-        <w:t>발매 직후 프랑스와 이탈리아 등 유럽 전역에서 밀리언셀러를 기록하며 차트 상위권을 휩쓸었으며, 국내에서도 라이선스 및 오리지널 수입반이 음악 애호가들 사이에서 필청 음반으로 꼽히며 스테디셀러로 큰 사랑을 받았습니다.</w:t>
+        <w:t>발매 직후 프랑스와 이탈리아를 비롯한 유럽 각국 싱글/앨범 차트 최상위권을 강타하며 밀리언셀러를 기록하였고, 대한민국을 비롯한 아시아 시장에서도 프렌치 팝 사상 유례없는 롱런 스테디셀러로 군림했습니다.</w:t>
       </w:r>
     </w:p>
     <w:p>
@@ -230,7 +249,7 @@
           <w:b w:val="0"/>
           <w:sz w:val="21"/>
         </w:rPr>
-        <w:t>유럽 주요 음반 차트 최상위권 진입과 골드 레코드 획득은 물론, 프랑스 대중음악계에서 여름 시즌을 상징하는 가장 클래식하고 우아한 프렌치 팝 넘버로 공인받으며 음악적 가치를 인정받았습니다.</w:t>
+        <w:t>프랑스 음반 협회 골드 레코드 기록 및 유럽 대중음악 비평계로부터 '가장 관능적이고 세련된 여름의 송가'라는 극찬을 받으며 클래식 팝의 반열에 올랐습니다.</w:t>
       </w:r>
     </w:p>
     <w:p>
@@ -275,7 +294,7 @@
           <w:b w:val="0"/>
           <w:sz w:val="21"/>
         </w:rPr>
-        <w:t>프랑스</w:t>
+        <w:t>프랑스 (France)</w:t>
       </w:r>
     </w:p>
     <w:p>
@@ -306,7 +325,7 @@
           <w:b w:val="0"/>
           <w:sz w:val="21"/>
         </w:rPr>
-        <w:t>1947년 ~ 1996년</w:t>
+        <w:t>1947년 ~ 1984년</w:t>
       </w:r>
     </w:p>
     <w:p>
@@ -337,7 +356,7 @@
           <w:b w:val="0"/>
           <w:sz w:val="21"/>
         </w:rPr>
-        <w:t>솔로</w:t>
+        <w:t>솔로 (본명 Jean Albertini, 전설적인 프로듀서이자 보컬리스트)</w:t>
       </w:r>
     </w:p>
     <w:p>
@@ -368,7 +387,7 @@
           <w:b w:val="0"/>
           <w:sz w:val="21"/>
         </w:rPr>
-        <w:t>본명이 장 알베르티니(Jean Albertini)인 그는 뛰어난 음반 제작자이자 작사가로서 유수의 명곡들을 탄생시킨 프랑스 대중음악의 숨은 거장입니다. 특유의 깊고 중후한 바리톤 음색과 독창적인 내레이션 창법을 통해 프렌치 팝의 낭만주의를 한 단계 격상시켰으며, 대중음악사에 잊을 수 없는 서정적 발자취를 남겼습니다.</w:t>
+        <w:t>프랑스 대중음악계의 마이더스의 손으로 불렸던 프로듀서이자 작곡가 장 알베르티니는 J.F. 모리스라는 예명으로 직접 무대에 올라 대중을 열광시켰습니다. 특유의 지적이고 묵직한 중저음 내레이션과 유려한 프렌치 멜로디를 결합하여 독창적인 낭만주의 팝의 경지를 구축하였으며, 37세라는 젊은 나이에 안타깝게 요절하기 전까지 프랑스 대중예술계에 깊고 굵은 발자취를 남겼습니다.</w:t>
       </w:r>
     </w:p>
     <w:p>
@@ -413,7 +432,7 @@
           <w:b w:val="0"/>
           <w:sz w:val="21"/>
         </w:rPr>
-        <w:t>유려한 오케스트레이션과 감각적인 멜로디, 그리고 속삭이듯 전개되는 프렌치 내레이션 팝의 모범을 제시한 음반입니다. 샹송의 시적 전통과 70년대 후반의 세련된 팝 편곡이 완벽한 조화를 이루어, 당대 유러피언 팝이 도달할 수 있었던 가장 우아한 감성의 미학을 확립했다는 평가를 받습니다.</w:t>
+        <w:t>프렌치 샹송의 서정적 독백 전통과 1970년대 후반 유러피언 신스·오케스트럴 팝을 결합하여, ‘무드 팝(Mood Pop)’의 최고 정점을 찍은 기념비적인 작품입니다.</w:t>
       </w:r>
     </w:p>
     <w:p>
@@ -444,7 +463,7 @@
           <w:b w:val="0"/>
           <w:sz w:val="21"/>
         </w:rPr>
-        <w:t>1970년대 말, 물질적 번영 속에서 낭만과 자유를 갈망하던 청춘들의 정서를 고스란히 담고 있습니다. '그늘 아래 28도'라는 나른한 여름날의 온도와 모나코 해변의 풍경은 고단한 일상을 살아가던 국내 음악 팬들에게도 이국적 휴식과 가슴 벅찬 설렘을 안겨주었던 시대의 로망이었습니다.</w:t>
+        <w:t>1970년대 후반 서구 사회가 누렸던 풍요로운 바캉스 문화와 지중해 리비에라의 낭만을 오롯이 담고 있습니다. 당시 청춘들이 꿈꾸었던 모나코 해변의 해방감과 사랑의 밀어, 그리고 한여름의 꿈처럼 스러져가는 계절에 대한 노스탤지어가 아날로그 음향 속에 짙게 배어 있습니다.</w:t>
       </w:r>
     </w:p>
     <w:p>
@@ -489,7 +508,99 @@
           <w:b w:val="0"/>
           <w:sz w:val="21"/>
         </w:rPr>
-        <w:t>불후의 타이틀곡 '28° À L'ombre (Monaco)'는 파도 소리 효과음과 함께 시작되어 쓸쓸하면서도 낭만적인 멜로디가 애절한 여운을 남깁니다. 아울러 수록된 곡들 전반에 걸쳐 감미로운 스트링 선율과 모리스의 독보적인 저음 보이스가 빚어내는 드라마틱한 정취가 앨범 전체의 완성도를 견고하게 지탱합니다.</w:t>
+      </w:r>
+    </w:p>
+    <w:p>
+      <w:pPr>
+        <w:spacing w:line="324" w:lineRule="auto" w:after="80"/>
+      </w:pPr>
+      <w:r>
+        <w:rPr w:rFonts="맑은 고딕">
+          <w:rFonts w:ascii="맑은 고딕" w:hAnsi="맑은 고딕" w:eastAsia="맑은 고딕"/>
+          <w:b w:val="0"/>
+          <w:color w:val="6B7280"/>
+          <w:sz w:val="21"/>
+        </w:rPr>
+        <w:t xml:space="preserve">· </w:t>
+      </w:r>
+      <w:r>
+        <w:rPr w:rFonts="맑은 고딕">
+          <w:rFonts w:ascii="맑은 고딕" w:hAnsi="맑은 고딕" w:eastAsia="맑은 고딕"/>
+          <w:b/>
+          <w:color w:val="1F2937"/>
+          <w:sz w:val="21"/>
+        </w:rPr>
+        <w:t xml:space="preserve">"28° À L'ombre (Monaco)": </w:t>
+      </w:r>
+      <w:r>
+        <w:rPr w:rFonts="맑은 고딕">
+          <w:rFonts w:ascii="맑은 고딕" w:hAnsi="맑은 고딕" w:eastAsia="맑은 고딕"/>
+          <w:b w:val="0"/>
+          <w:sz w:val="21"/>
+        </w:rPr>
+        <w:t>잔잔한 파도 효과음과 어쿠스틱 기타, 매혹적인 여성 코러스 위로 얹히는 모리스의 묵직한 내레이션이 완벽한 시네마틱 무드를 연출하는 본작 최고의 명곡입니다.</w:t>
+      </w:r>
+    </w:p>
+    <w:p>
+      <w:pPr>
+        <w:spacing w:line="324" w:lineRule="auto" w:after="80"/>
+      </w:pPr>
+      <w:r>
+        <w:rPr w:rFonts="맑은 고딕">
+          <w:rFonts w:ascii="맑은 고딕" w:hAnsi="맑은 고딕" w:eastAsia="맑은 고딕"/>
+          <w:b w:val="0"/>
+          <w:color w:val="6B7280"/>
+          <w:sz w:val="21"/>
+        </w:rPr>
+        <w:t xml:space="preserve">· </w:t>
+      </w:r>
+      <w:r>
+        <w:rPr w:rFonts="맑은 고딕">
+          <w:rFonts w:ascii="맑은 고딕" w:hAnsi="맑은 고딕" w:eastAsia="맑은 고딕"/>
+          <w:b/>
+          <w:color w:val="1F2937"/>
+          <w:sz w:val="21"/>
+        </w:rPr>
+        <w:t xml:space="preserve">"Maeva": </w:t>
+      </w:r>
+      <w:r>
+        <w:rPr w:rFonts="맑은 고딕">
+          <w:rFonts w:ascii="맑은 고딕" w:hAnsi="맑은 고딕" w:eastAsia="맑은 고딕"/>
+          <w:b w:val="0"/>
+          <w:sz w:val="21"/>
+        </w:rPr>
+        <w:t>지중해의 또 다른 이국적인 정취와 감미로운 선율미가 돋보이며, 모리스 특유의 절제된 감정 표현이 애절한 여운을 남깁니다.</w:t>
+      </w:r>
+    </w:p>
+    <w:p>
+      <w:pPr>
+        <w:spacing w:line="324" w:lineRule="auto" w:after="80"/>
+      </w:pPr>
+      <w:r>
+        <w:rPr w:rFonts="맑은 고딕">
+          <w:rFonts w:ascii="맑은 고딕" w:hAnsi="맑은 고딕" w:eastAsia="맑은 고딕"/>
+          <w:b w:val="0"/>
+          <w:color w:val="6B7280"/>
+          <w:sz w:val="21"/>
+        </w:rPr>
+        <w:t xml:space="preserve">· </w:t>
+      </w:r>
+      <w:r>
+        <w:rPr w:rFonts="맑은 고딕">
+          <w:rFonts w:ascii="맑은 고딕" w:hAnsi="맑은 고딕" w:eastAsia="맑은 고딕"/>
+          <w:b/>
+          <w:color w:val="1F2937"/>
+          <w:sz w:val="21"/>
+        </w:rPr>
+        <w:t xml:space="preserve">"Pas De Slow Pour Moi": </w:t>
+      </w:r>
+      <w:r>
+        <w:rPr w:rFonts="맑은 고딕">
+          <w:rFonts w:ascii="맑은 고딕" w:hAnsi="맑은 고딕" w:eastAsia="맑은 고딕"/>
+          <w:b w:val="0"/>
+          <w:sz w:val="21"/>
+        </w:rPr>
+        <w:t>경쾌하면서도 프렌치 팝 특유의 우수가 깃든 트랙으로, 앨범 전체의 서정적 균형감을 완성해 줍니다.</w:t>
       </w:r>
     </w:p>
     <w:p>
@@ -520,7 +631,7 @@
           <w:b w:val="0"/>
           <w:sz w:val="21"/>
         </w:rPr>
-        <w:t>턴테이블의 바늘이 소리골을 스치며 전하는 미세한 숨소리와 베이스 라인의 울림은 진공관 앰프를 거칠 때 비로소 완성됩니다. 포근한 중저역의 질감과 아날로그 특유의 따스한 공간감이 모리스의 속삭임을 바로 곁에서 들려오는 듯한 깊은 현장감으로 승화시켜 줍니다.</w:t>
+        <w:t>진공관 앰프 특유의 포근한 온기가 더해질 때 모리스의 바리톤 음색은 가슴을 울리는 진동으로 다가옵니다. 특히 인트로의 바닷바람 소리와 여성 코러스의 고음역 잔향이 턴테이블 카트리지를 타고 흐를 때, 은은한 조명 아래 와인 한 잔을 곁들이면 최상의 아날로그적 사치를 만끽할 수 있습니다.</w:t>
       </w:r>
     </w:p>
     <w:p>
@@ -551,7 +662,7 @@
           <w:b w:val="0"/>
           <w:sz w:val="21"/>
         </w:rPr>
-        <w:t>디지털 음원으로는 결코 대체할 수 없는 특유의 아날로그적 온기와 노스탤지어가 담겨 있는 음반입니다. 유럽 팝의 황금기를 상징하는 상징적인 명반으로서 클래식 및 팝 컬렉터 모두의 서랍 속에 반드시 자리해야 할 독보적인 소장 가치를 지닙니다.</w:t>
+        <w:t>유러피언 팝과 프렌치 샹송의 황금기를 증명하는 대체 불가능한 앨범이자, 원판 LP 특유의 풍성한 질감과 서정미를 사랑하는 컬렉터라면 결코 놓쳐서는 안 될 영구 소장 가치의 명반입니다.</w:t>
       </w:r>
     </w:p>
     <w:p>
@@ -565,7 +676,7 @@
           <w:color w:val="4338CA"/>
           <w:sz w:val="21"/>
         </w:rPr>
-        <w:t>이 음반을 통해 지중해의 나른한 바람과 아련한 추억이 전해주는 감동을 다시 한번 경험해 보시는 것은 어떨까요?</w:t>
+        <w:t>이 음반을 통해 아스라이 부서지는 파도 소리와 함께 불멸의 낭만을 속삭이는 지중해의 바람이 전해주는 감동을 다시 한번 경험해 보시는 것은 어떨까요?</w:t>
       </w:r>
     </w:p>
     <w:sectPr>
